--- a/dissertation-docx/lampiran/lampB.docx
+++ b/dissertation-docx/lampiran/lampB.docx
@@ -120,6 +120,11 @@
       <w:r>
         <w:t xml:space="preserve">Ringkasan tiga arsitektur Tier-S yang dievaluasi.</w:t>
       </w:r>
+    </w:p>
+    <w:p>
+      <w:pPr>
+        <w:pStyle w:val="Paragraf"/>
+      </w:pPr>
     </w:p>
     <w:tbl>
       <w:tblPr>
@@ -128,6 +133,14 @@
         <w:tblLook w:firstRow="1" w:lastRow="0" w:firstColumn="0" w:lastColumn="0" w:noHBand="0" w:noVBand="0" w:val="0020"/>
         <w:tblCaption w:val="Ringkasan tiga arsitektur Tier-S yang dievaluasi."/>
         <w:tblLayout w:type="fixed"/>
+        <w:tblBorders>
+          <w:top w:val="single" w:sz="4" w:space="0" w:color="auto"/>
+          <w:left w:val="single" w:sz="4" w:space="0" w:color="auto"/>
+          <w:bottom w:val="single" w:sz="4" w:space="0" w:color="auto"/>
+          <w:right w:val="single" w:sz="4" w:space="0" w:color="auto"/>
+          <w:insideH w:val="single" w:sz="4" w:space="0" w:color="auto"/>
+          <w:insideV w:val="single" w:sz="4" w:space="0" w:color="auto"/>
+        </w:tblBorders>
       </w:tblPr>
       <w:tblGrid>
         <w:gridCol w:w="1762"/>
@@ -484,6 +497,11 @@
         <w:t xml:space="preserve">Hyperparameter arsitektur Mamba-xLSTM-Net.</w:t>
       </w:r>
     </w:p>
+    <w:p>
+      <w:pPr>
+        <w:pStyle w:val="Paragraf"/>
+      </w:pPr>
+    </w:p>
     <w:tbl>
       <w:tblPr>
         <w:tblStyle w:val="Table"/>
@@ -491,6 +509,14 @@
         <w:tblLook w:firstRow="1" w:lastRow="0" w:firstColumn="0" w:lastColumn="0" w:noHBand="0" w:noVBand="0" w:val="0020"/>
         <w:tblCaption w:val="Hyperparameter arsitektur Mamba-xLSTM-Net."/>
         <w:tblLayout w:type="fixed"/>
+        <w:tblBorders>
+          <w:top w:val="single" w:sz="4" w:space="0" w:color="auto"/>
+          <w:left w:val="single" w:sz="4" w:space="0" w:color="auto"/>
+          <w:bottom w:val="single" w:sz="4" w:space="0" w:color="auto"/>
+          <w:right w:val="single" w:sz="4" w:space="0" w:color="auto"/>
+          <w:insideH w:val="single" w:sz="4" w:space="0" w:color="auto"/>
+          <w:insideV w:val="single" w:sz="4" w:space="0" w:color="auto"/>
+        </w:tblBorders>
       </w:tblPr>
       <w:tblGrid>
         <w:gridCol w:w="2644"/>
@@ -925,7 +951,10 @@
               <w:jc w:val="left"/>
             </w:pPr>
             <w:r>
-              <w:t xml:space="preserve">5</w:t>
+              <w:rPr>
+                <w:color w:val="008000"/>
+              </w:rPr>
+              <w:t xml:space="preserve">36</w:t>
             </w:r>
           </w:p>
         </w:tc>
@@ -939,17 +968,10 @@
               <w:jc w:val="left"/>
             </w:pPr>
             <w:r>
-              <w:t xml:space="preserve">Jumlah fitur</w:t>
-            </w:r>
-            <w:r>
-              <w:t xml:space="preserve"> </w:t>
-            </w:r>
-            <w:r>
-              <w:rPr>
-                <w:i/>
-                <w:iCs/>
-              </w:rPr>
-              <w:t xml:space="preserve">band-energy</w:t>
+              <w:rPr>
+                <w:color w:val="008000"/>
+              </w:rPr>
+              <w:t xml:space="preserve">18 fitur per kanal × 2 kanal (9 domain waktu, 9 domain frekuensi)</w:t>
             </w:r>
           </w:p>
         </w:tc>
@@ -1549,6 +1571,11 @@
         <w:t xml:space="preserve">Hyperparameter arsitektur N-BEATS-xLSTM-RUL.</w:t>
       </w:r>
     </w:p>
+    <w:p>
+      <w:pPr>
+        <w:pStyle w:val="Paragraf"/>
+      </w:pPr>
+    </w:p>
     <w:tbl>
       <w:tblPr>
         <w:tblStyle w:val="Table"/>
@@ -1556,6 +1583,14 @@
         <w:tblLook w:firstRow="1" w:lastRow="0" w:firstColumn="0" w:lastColumn="0" w:noHBand="0" w:noVBand="0" w:val="0020"/>
         <w:tblCaption w:val="Hyperparameter arsitektur N-BEATS-xLSTM-RUL."/>
         <w:tblLayout w:type="fixed"/>
+        <w:tblBorders>
+          <w:top w:val="single" w:sz="4" w:space="0" w:color="auto"/>
+          <w:left w:val="single" w:sz="4" w:space="0" w:color="auto"/>
+          <w:bottom w:val="single" w:sz="4" w:space="0" w:color="auto"/>
+          <w:right w:val="single" w:sz="4" w:space="0" w:color="auto"/>
+          <w:insideH w:val="single" w:sz="4" w:space="0" w:color="auto"/>
+          <w:insideV w:val="single" w:sz="4" w:space="0" w:color="auto"/>
+        </w:tblBorders>
       </w:tblPr>
       <w:tblGrid>
         <w:gridCol w:w="2644"/>
@@ -2150,6 +2185,11 @@
         <w:t xml:space="preserve">Hyperparameter arsitektur SparseGate-TCN-RUL.</w:t>
       </w:r>
     </w:p>
+    <w:p>
+      <w:pPr>
+        <w:pStyle w:val="Paragraf"/>
+      </w:pPr>
+    </w:p>
     <w:tbl>
       <w:tblPr>
         <w:tblStyle w:val="Table"/>
@@ -2157,6 +2197,14 @@
         <w:tblLook w:firstRow="1" w:lastRow="0" w:firstColumn="0" w:lastColumn="0" w:noHBand="0" w:noVBand="0" w:val="0020"/>
         <w:tblCaption w:val="Hyperparameter arsitektur SparseGate-TCN-RUL."/>
         <w:tblLayout w:type="fixed"/>
+        <w:tblBorders>
+          <w:top w:val="single" w:sz="4" w:space="0" w:color="auto"/>
+          <w:left w:val="single" w:sz="4" w:space="0" w:color="auto"/>
+          <w:bottom w:val="single" w:sz="4" w:space="0" w:color="auto"/>
+          <w:right w:val="single" w:sz="4" w:space="0" w:color="auto"/>
+          <w:insideH w:val="single" w:sz="4" w:space="0" w:color="auto"/>
+          <w:insideV w:val="single" w:sz="4" w:space="0" w:color="auto"/>
+        </w:tblBorders>
       </w:tblPr>
       <w:tblGrid>
         <w:gridCol w:w="2644"/>
@@ -2854,6 +2902,11 @@
         <w:t xml:space="preserve">Konfigurasi pelatihan bersama untuk semua arsitektur Tier-S.</w:t>
       </w:r>
     </w:p>
+    <w:p>
+      <w:pPr>
+        <w:pStyle w:val="Paragraf"/>
+      </w:pPr>
+    </w:p>
     <w:tbl>
       <w:tblPr>
         <w:tblStyle w:val="Table"/>
@@ -2861,6 +2914,14 @@
         <w:tblLook w:firstRow="1" w:lastRow="0" w:firstColumn="0" w:lastColumn="0" w:noHBand="0" w:noVBand="0" w:val="0020"/>
         <w:tblCaption w:val="Konfigurasi pelatihan bersama untuk semua arsitektur Tier-S."/>
         <w:tblLayout w:type="fixed"/>
+        <w:tblBorders>
+          <w:top w:val="single" w:sz="4" w:space="0" w:color="auto"/>
+          <w:left w:val="single" w:sz="4" w:space="0" w:color="auto"/>
+          <w:bottom w:val="single" w:sz="4" w:space="0" w:color="auto"/>
+          <w:right w:val="single" w:sz="4" w:space="0" w:color="auto"/>
+          <w:insideH w:val="single" w:sz="4" w:space="0" w:color="auto"/>
+          <w:insideV w:val="single" w:sz="4" w:space="0" w:color="auto"/>
+        </w:tblBorders>
       </w:tblPr>
       <w:tblGrid>
         <w:gridCol w:w="2266"/>
@@ -3956,7 +4017,7 @@
         <w:t xml:space="preserve">B.5 </w:t>
       </w:r>
       <w:r>
-        <w:t xml:space="preserve">LSTM — Studi Pendahuluan (Tidak Dilatih di Eksperimen Utama)</w:t>
+        <w:t xml:space="preserve">LSTM: Studi Pendahuluan (Tidak Dilatih di Eksperimen Utama)</w:t>
       </w:r>
     </w:p>
     <w:p>
@@ -4056,6 +4117,11 @@
       <w:r>
         <w:t xml:space="preserve">Hyperparameter LSTM studi pendahuluan.</w:t>
       </w:r>
+    </w:p>
+    <w:p>
+      <w:pPr>
+        <w:pStyle w:val="Paragraf"/>
+      </w:pPr>
     </w:p>
     <w:tbl>
       <w:tblPr>
@@ -4064,6 +4130,14 @@
         <w:tblLook w:firstRow="1" w:lastRow="0" w:firstColumn="0" w:lastColumn="0" w:noHBand="0" w:noVBand="0" w:val="0020"/>
         <w:tblCaption w:val="Hyperparameter LSTM studi pendahuluan."/>
         <w:tblLayout w:type="fixed"/>
+        <w:tblBorders>
+          <w:top w:val="single" w:sz="4" w:space="0" w:color="auto"/>
+          <w:left w:val="single" w:sz="4" w:space="0" w:color="auto"/>
+          <w:bottom w:val="single" w:sz="4" w:space="0" w:color="auto"/>
+          <w:right w:val="single" w:sz="4" w:space="0" w:color="auto"/>
+          <w:insideH w:val="single" w:sz="4" w:space="0" w:color="auto"/>
+          <w:insideV w:val="single" w:sz="4" w:space="0" w:color="auto"/>
+        </w:tblBorders>
       </w:tblPr>
       <w:tblGrid>
         <w:gridCol w:w="2644"/>
@@ -4303,7 +4377,7 @@
         <w:t xml:space="preserve">B.6 </w:t>
       </w:r>
       <w:r>
-        <w:t xml:space="preserve">Transformer — Studi Pendahuluan (Tidak Dilatih di Eksperimen Utama)</w:t>
+        <w:t xml:space="preserve">Transformer: Studi Pendahuluan (Tidak Dilatih di Eksperimen Utama)</w:t>
       </w:r>
     </w:p>
     <w:p>
@@ -4394,6 +4468,11 @@
       <w:r>
         <w:t xml:space="preserve">Hyperparameter Transformer studi pendahuluan.</w:t>
       </w:r>
+    </w:p>
+    <w:p>
+      <w:pPr>
+        <w:pStyle w:val="Paragraf"/>
+      </w:pPr>
     </w:p>
     <w:tbl>
       <w:tblPr>
@@ -4402,6 +4481,14 @@
         <w:tblLook w:firstRow="1" w:lastRow="0" w:firstColumn="0" w:lastColumn="0" w:noHBand="0" w:noVBand="0" w:val="0020"/>
         <w:tblCaption w:val="Hyperparameter Transformer studi pendahuluan."/>
         <w:tblLayout w:type="fixed"/>
+        <w:tblBorders>
+          <w:top w:val="single" w:sz="4" w:space="0" w:color="auto"/>
+          <w:left w:val="single" w:sz="4" w:space="0" w:color="auto"/>
+          <w:bottom w:val="single" w:sz="4" w:space="0" w:color="auto"/>
+          <w:right w:val="single" w:sz="4" w:space="0" w:color="auto"/>
+          <w:insideH w:val="single" w:sz="4" w:space="0" w:color="auto"/>
+          <w:insideV w:val="single" w:sz="4" w:space="0" w:color="auto"/>
+        </w:tblBorders>
       </w:tblPr>
       <w:tblGrid>
         <w:gridCol w:w="2644"/>
@@ -4729,7 +4816,7 @@
         <w:t xml:space="preserve">B.7 </w:t>
       </w:r>
       <w:r>
-        <w:t xml:space="preserve">Informer — Studi Pendahuluan (Tidak Dilatih di Eksperimen Utama)</w:t>
+        <w:t xml:space="preserve">Informer: Studi Pendahuluan (Tidak Dilatih di Eksperimen Utama)</w:t>
       </w:r>
     </w:p>
     <w:p>
@@ -4832,6 +4919,11 @@
       <w:r>
         <w:t xml:space="preserve">Hyperparameter Informer studi pendahuluan.</w:t>
       </w:r>
+    </w:p>
+    <w:p>
+      <w:pPr>
+        <w:pStyle w:val="Paragraf"/>
+      </w:pPr>
     </w:p>
     <w:tbl>
       <w:tblPr>
@@ -4840,6 +4932,14 @@
         <w:tblLook w:firstRow="1" w:lastRow="0" w:firstColumn="0" w:lastColumn="0" w:noHBand="0" w:noVBand="0" w:val="0020"/>
         <w:tblCaption w:val="Hyperparameter Informer studi pendahuluan."/>
         <w:tblLayout w:type="fixed"/>
+        <w:tblBorders>
+          <w:top w:val="single" w:sz="4" w:space="0" w:color="auto"/>
+          <w:left w:val="single" w:sz="4" w:space="0" w:color="auto"/>
+          <w:bottom w:val="single" w:sz="4" w:space="0" w:color="auto"/>
+          <w:right w:val="single" w:sz="4" w:space="0" w:color="auto"/>
+          <w:insideH w:val="single" w:sz="4" w:space="0" w:color="auto"/>
+          <w:insideV w:val="single" w:sz="4" w:space="0" w:color="auto"/>
+        </w:tblBorders>
       </w:tblPr>
       <w:tblGrid>
         <w:gridCol w:w="2644"/>
